--- a/docs/downloads/john-nelson-darby/تم/doc_0314.docx
+++ b/docs/downloads/john-nelson-darby/تم/doc_0314.docx
@@ -6,67 +6,19 @@
       <w:pPr>
         <w:jc w:val="both"/>
         <w:rPr>
-          <w:rStyle w:val="Hyperlink"/>
           <w:rtl/>
           <w:lang w:bidi="ar-AE"/>
         </w:rPr>
       </w:pPr>
-      <w:r>
-        <w:rPr>
-          <w:rtl/>
-        </w:rPr>
-        <w:fldChar w:fldCharType="begin"/>
-      </w:r>
-      <w:r>
-        <w:instrText>HYPERLINK</w:instrText>
-      </w:r>
-      <w:r>
-        <w:rPr>
-          <w:rtl/>
-        </w:rPr>
-        <w:instrText xml:space="preserve"> "</w:instrText>
-      </w:r>
-      <w:r>
-        <w:instrText>https://www.bibelstudium.de/articles/2562/heiligung-joh-17-4-sich-selbst-reinigen.html</w:instrText>
-      </w:r>
-      <w:r>
-        <w:rPr>
-          <w:rtl/>
-        </w:rPr>
-        <w:instrText>"</w:instrText>
-      </w:r>
-      <w:r>
-        <w:rPr>
-          <w:rtl/>
-        </w:rPr>
-      </w:r>
-      <w:r>
-        <w:rPr>
-          <w:rtl/>
-        </w:rPr>
-        <w:fldChar w:fldCharType="separate"/>
-      </w:r>
-      <w:r>
-        <w:rPr>
-          <w:rStyle w:val="Hyperlink"/>
-          <w:rtl/>
-        </w:rPr>
-        <w:t xml:space="preserve">التقديس يوحنا 17 - </w:t>
-      </w:r>
-      <w:r>
-        <w:rPr>
-          <w:rStyle w:val="Hyperlink"/>
-          <w:rtl/>
-        </w:rPr>
-        <w:t>مطهرين أنفسنا 4</w:t>
-      </w:r>
-      <w:r>
-        <w:rPr>
-          <w:rStyle w:val="Hyperlink"/>
-          <w:rtl/>
-        </w:rPr>
-        <w:t xml:space="preserve"> </w:t>
-      </w:r>
+      <w:hyperlink r:id="rId4" w:history="1">
+        <w:r>
+          <w:rPr>
+            <w:rStyle w:val="Hyperlink"/>
+            <w:rtl/>
+          </w:rPr>
+          <w:t>التقديس يوحنا 17 - متحدين مع المسيح 3</w:t>
+        </w:r>
+      </w:hyperlink>
     </w:p>
     <w:p>
       <w:pPr>
@@ -78,12 +30,6 @@
       </w:pPr>
       <w:r>
         <w:rPr>
-          <w:rtl/>
-        </w:rPr>
-        <w:fldChar w:fldCharType="end"/>
-      </w:r>
-      <w:r>
-        <w:rPr>
           <w:lang w:bidi="ar-AE"/>
         </w:rPr>
         <w:t>John Nelson Darby</w:t>
@@ -103,22 +49,15 @@
           <w:rtl/>
           <w:lang w:bidi="ar-AE"/>
         </w:rPr>
-        <w:t>"</w:t>
-      </w:r>
-      <w:r>
-        <w:rPr>
-          <w:rtl/>
-          <w:lang w:bidi="ar-AE"/>
-        </w:rPr>
-        <w:t>وَكُلُّ مَنْ عِنْدَهُ هذَا الرَّجَاءُ بِهِ، يُطَهِّرُ نَفْسَهُ كَمَا هُوَ طَاهِرٌ.</w:t>
-      </w:r>
-      <w:r>
-        <w:rPr>
-          <w:rFonts w:hint="cs"/>
-          <w:rtl/>
-          <w:lang w:bidi="ar-AE"/>
-        </w:rPr>
-        <w:t>" (يوحنا 3: 3). أنا أرى عمل الفداء الذي أُكمل. أنا أرى المسيح عن يمين الله. هذا هو الإنسان الذي أنا متحد معه. آدم الأول لا بد وأن أحسبه ميتًا. هو في عداوة مع الله وأنا لست فيه إن كان هو ليس فيّ. إن نظرنا إلى نصيبنا عندها نحن أولاد الله وعند استعلانه سنكون مثله. هذا هو رجاء المسيحيين، يا أحبائي وهذا هو الشيء الوحيد الذي يمنحه لقلب المسيحي.</w:t>
+        <w:t>فما هو</w:t>
+      </w:r>
+      <w:r>
+        <w:rPr>
+          <w:rFonts w:hint="cs"/>
+          <w:rtl/>
+          <w:lang w:bidi="ar-AE"/>
+        </w:rPr>
+        <w:t xml:space="preserve"> التقديس المرتبط بهذا الأمر؟</w:t>
       </w:r>
     </w:p>
     <w:p>
@@ -126,7 +65,7 @@
         <w:jc w:val="both"/>
         <w:rPr>
           <w:rtl/>
-          <w:lang w:val="de-DE" w:bidi="ar-AE"/>
+          <w:lang w:bidi="ar-AE"/>
         </w:rPr>
       </w:pPr>
       <w:r>
@@ -135,15 +74,75 @@
           <w:rtl/>
           <w:lang w:bidi="ar-AE"/>
         </w:rPr>
-        <w:t xml:space="preserve">المسيحي يطهّر نفسه كما هو طاهر. أنا لا يمكنني أن أكون كما كان هو، لأنه لم تكن فيه أية طبيعة خاطئة. لكنني سأكون مثله بالكامل. بحيث لا يمكنني أن أفوق كل كمال في هذا العالم من دون أي تصوّرات بشرية. إنها مخادعة من أولها </w:t>
-      </w:r>
-      <w:r>
-        <w:rPr>
-          <w:rFonts w:hint="cs"/>
-          <w:rtl/>
-          <w:lang w:val="de-DE" w:bidi="ar-AE"/>
-        </w:rPr>
-        <w:t>إلى آخرها، لأننا سنكون مثل مسيح ممجد وليس كأي مسيح آخر غيره. هو لا يقول: أننا علينا أن نكون طاهرين مثلما كان آدم.</w:t>
+        <w:t xml:space="preserve">مع إسرائيل كان الأمر يختلف بعض الشيء. الله كان بينهم حينما كانوا شعبًا محررًا. هو قال لهم: </w:t>
+      </w:r>
+      <w:r>
+        <w:rPr>
+          <w:rFonts w:hint="cs"/>
+          <w:color w:val="000000" w:themeColor="text1"/>
+          <w:rtl/>
+          <w:lang w:bidi="ar-AE"/>
+        </w:rPr>
+        <w:t>"</w:t>
+      </w:r>
+      <w:r>
+        <w:rPr>
+          <w:color w:val="FF0000"/>
+          <w:rtl/>
+          <w:lang w:bidi="ar-AE"/>
+        </w:rPr>
+        <w:t>«كُونُوا قِدِّيسِينَ لأَنِّي أَنَا قُدُّوسٌ»</w:t>
+      </w:r>
+      <w:r>
+        <w:rPr>
+          <w:rFonts w:hint="cs"/>
+          <w:color w:val="000000" w:themeColor="text1"/>
+          <w:rtl/>
+          <w:lang w:bidi="ar-AE"/>
+        </w:rPr>
+        <w:t>"</w:t>
+      </w:r>
+      <w:r>
+        <w:rPr>
+          <w:rFonts w:hint="cs"/>
+          <w:rtl/>
+          <w:lang w:bidi="ar-AE"/>
+        </w:rPr>
+        <w:t xml:space="preserve"> أنا لا أريد بأن تكونوا في محلتي من دون قداسة. الله كان هناك. يقينًا أنه كان داخل الحجاب، إلا أنه أصرّ بأن يكونوا شعبًا واحدًا مَن أتى بهم إليه، وبأنه كان عليهم أن يتصرفوا على هذا النحو. الحجاب لم يكن قد انشق، </w:t>
+      </w:r>
+      <w:r>
+        <w:rPr>
+          <w:rFonts w:hint="cs"/>
+          <w:color w:val="000000" w:themeColor="text1"/>
+          <w:rtl/>
+          <w:lang w:bidi="ar-AE"/>
+        </w:rPr>
+        <w:t>"</w:t>
+      </w:r>
+      <w:r>
+        <w:rPr>
+          <w:color w:val="FF0000"/>
+          <w:rtl/>
+          <w:lang w:bidi="ar-AE"/>
+        </w:rPr>
+        <w:t>مُعْلِنًا الرُّوحُ الْقُدُسُ بِهذَا أَنَّ طَرِيقَ الأَقْدَاسِ لَمْ يُظْهَرْ بَعْدُ</w:t>
+      </w:r>
+      <w:r>
+        <w:rPr>
+          <w:rFonts w:hint="cs"/>
+          <w:color w:val="000000" w:themeColor="text1"/>
+          <w:rtl/>
+          <w:lang w:bidi="ar-AE"/>
+        </w:rPr>
+        <w:t>"</w:t>
+      </w:r>
+      <w:r>
+        <w:rPr>
+          <w:rFonts w:hint="cs"/>
+          <w:rtl/>
+          <w:lang w:bidi="ar-AE"/>
+        </w:rPr>
+        <w:t xml:space="preserve"> (عبرانيين 9: 8). إن هذا يصف طابع تعامل الله مع الإنسان آنذاك، فيما كان يتعلق بإعلانه عن ذاته. هو كان يجلس على عرشه داخل الحجاب وهذا كان يعني الموت لكل إنسان يدخل إلى هناك. حتى الحيوان الذي كان يمس الجبل كان يجب رجمه بالحجارة. الله قال: أنا قدوس. أنا قدوس لدرجة أني لا أسمح بأن يقترب مني أحد. إني سأعطيكم نواميس ومواعيد، لكنكم لا يمكنكم أن تكونوا في محضري.</w:t>
       </w:r>
     </w:p>
     <w:p>
@@ -158,9 +157,59 @@
         <w:rPr>
           <w:rFonts w:hint="cs"/>
           <w:rtl/>
-          <w:lang w:val="de-DE" w:bidi="ar-AE"/>
-        </w:rPr>
-        <w:t>ولماذا أطهر نفسي؟</w:t>
+          <w:lang w:bidi="ar-AE"/>
+        </w:rPr>
+        <w:t xml:space="preserve">الآن اختلف الأمر. حينما مات المسيح انشق الحجاب ونحن لنا </w:t>
+      </w:r>
+      <w:r>
+        <w:rPr>
+          <w:rFonts w:hint="cs"/>
+          <w:color w:val="000000" w:themeColor="text1"/>
+          <w:rtl/>
+          <w:lang w:bidi="ar-AE"/>
+        </w:rPr>
+        <w:t>"</w:t>
+      </w:r>
+      <w:r>
+        <w:rPr>
+          <w:color w:val="FF0000"/>
+          <w:rtl/>
+          <w:lang w:bidi="ar-AE"/>
+        </w:rPr>
+        <w:t>ثِقَةٌ بِالدُّخُولِ إِلَى «الأَقْدَاسِ»</w:t>
+      </w:r>
+      <w:r>
+        <w:rPr>
+          <w:rFonts w:hint="cs"/>
+          <w:color w:val="000000" w:themeColor="text1"/>
+          <w:rtl/>
+          <w:lang w:bidi="ar-AE"/>
+        </w:rPr>
+        <w:t>"</w:t>
+      </w:r>
+      <w:r>
+        <w:rPr>
+          <w:rFonts w:hint="cs"/>
+          <w:rtl/>
+          <w:lang w:bidi="ar-AE"/>
+        </w:rPr>
+        <w:t xml:space="preserve"> (عبرانيين 10: 19). في الماضي لم يكن هكذا أن الله خرج إلى الإنسان والإنسان لم يكن بإمكانه الدخول إلى الله. لقد كان عليهم حفظ الناموس وأن يكون لديهم بر بشري، لكن ومع ذلك لم يقتربوا إليه. إن كل هذا انتهى عند رفض المسيح. الآن فقد انشق الحجاب من فوق إلى أسفل. والمكان الوحيد الذي يجب أن أعيش فيه هو في النور كما أن الله في النور. وإن كنت لا أستطيع أن أعيش في النور فلا يمكنني إطلاقًا أن أعيش مع الله. فليس فقط على المسيحي أن يكون مسيحيًا، وإنما بأن يعيش في النور كما أن الله في النور. وإلا فلن يمكنه أبدًا أن يسلك معه أو أن يكون في علاقة به</w:t>
+      </w:r>
+      <w:r>
+        <w:rPr>
+          <w:rFonts w:hint="cs"/>
+          <w:rtl/>
+          <w:lang w:val="de-DE" w:bidi="ar-AE"/>
+        </w:rPr>
+        <w:t xml:space="preserve">، لأنه الآن لم يعُد أي حجاب. إننا لنا الحق بأن نكون في قدس الأقداس بالدم الذي أتى بنا إلى هناك. </w:t>
+      </w:r>
+      <w:r>
+        <w:rPr>
+          <w:rFonts w:hint="cs"/>
+          <w:rtl/>
+          <w:lang w:val="de-DE" w:bidi="ar-AE"/>
+        </w:rPr>
+        <w:t>ونحن أصبحنا في وضع ملائم بهذا المكان إذ أننا تطهرنا من كل خطية. وليس هنالك أي مكان آخر يمكننا أن نعيش فيه مع الله. لكننا أيضًا نحسب أنفسنا أمواتًا عن الخطية، عن كل ما هو خارج وضعنا الجديد. وهذا بالذات الذي يمنحنا العتق. إني لست مطلقًا في الجسد، لذا فيمكنني أن أدخل بثقة.</w:t>
       </w:r>
     </w:p>
     <w:p>
@@ -177,7 +226,100 @@
           <w:rtl/>
           <w:lang w:val="de-DE" w:bidi="ar-AE"/>
         </w:rPr>
-        <w:t>لأني لست طاهرًا فلهذا لا بد وأن أطهّر نفسي. هو لا يقول: لأكون طاهرًا كما هو، ومع ذلك فإنه هو القياس الذي به أطهّر أنا ذاتي. إن المسيح كما هو في المجد هو القياس في ذلك. أنا عليّ أن أكون مثله والحياة التي حصلت عليها منه فقط عندها ستجد رضاها. فلا بد لي دائمًا أن أطهّر ذاتي.</w:t>
+        <w:t xml:space="preserve">من ثم نحن نأتي إلى إيجابية التقديس. الله قبل الإنسان شخصيًا في المسيح. ابن الله موجود في المجد. والكلام من جانب حالتنا الحقيقية هو فقط بارتباطها بالإنسان الثاني في المجد. إن ارتباطنا بالله قائم فقط على المسيح. إننا </w:t>
+      </w:r>
+      <w:r>
+        <w:rPr>
+          <w:rFonts w:hint="cs"/>
+          <w:color w:val="000000" w:themeColor="text1"/>
+          <w:rtl/>
+          <w:lang w:val="de-DE" w:bidi="ar-AE"/>
+        </w:rPr>
+        <w:t>"</w:t>
+      </w:r>
+      <w:r>
+        <w:rPr>
+          <w:color w:val="FF0000"/>
+          <w:rtl/>
+          <w:lang w:val="de-DE" w:bidi="ar-AE"/>
+        </w:rPr>
+        <w:t>سَبَقَ فَعَرَفَ</w:t>
+      </w:r>
+      <w:r>
+        <w:rPr>
+          <w:rFonts w:hint="cs"/>
+          <w:color w:val="FF0000"/>
+          <w:rtl/>
+          <w:lang w:val="de-DE" w:bidi="ar-AE"/>
+        </w:rPr>
+        <w:t>نا</w:t>
+      </w:r>
+      <w:r>
+        <w:rPr>
+          <w:color w:val="FF0000"/>
+          <w:rtl/>
+          <w:lang w:val="de-DE" w:bidi="ar-AE"/>
+        </w:rPr>
+        <w:t xml:space="preserve"> سَبَقَ فَعَيَّنَ</w:t>
+      </w:r>
+      <w:r>
+        <w:rPr>
+          <w:rFonts w:hint="cs"/>
+          <w:color w:val="FF0000"/>
+          <w:rtl/>
+          <w:lang w:val="de-DE" w:bidi="ar-AE"/>
+        </w:rPr>
+        <w:t>نا</w:t>
+      </w:r>
+      <w:r>
+        <w:rPr>
+          <w:color w:val="FF0000"/>
+          <w:rtl/>
+          <w:lang w:val="de-DE" w:bidi="ar-AE"/>
+        </w:rPr>
+        <w:t xml:space="preserve"> </w:t>
+      </w:r>
+      <w:r>
+        <w:rPr>
+          <w:rFonts w:hint="cs"/>
+          <w:color w:val="FF0000"/>
+          <w:rtl/>
+          <w:lang w:val="de-DE" w:bidi="ar-AE"/>
+        </w:rPr>
+        <w:t>لنكون</w:t>
+      </w:r>
+      <w:r>
+        <w:rPr>
+          <w:color w:val="FF0000"/>
+          <w:rtl/>
+          <w:lang w:val="de-DE" w:bidi="ar-AE"/>
+        </w:rPr>
+        <w:t xml:space="preserve"> مُشَابِهِينَ صُورَةَ ابْنِهِ، لِيَكُونَ هُوَ بِكْرًا بَيْنَ إِخْوَةٍ كَثِيرِينَ.</w:t>
+      </w:r>
+      <w:r>
+        <w:rPr>
+          <w:rFonts w:hint="cs"/>
+          <w:color w:val="000000" w:themeColor="text1"/>
+          <w:rtl/>
+          <w:lang w:val="de-DE" w:bidi="ar-AE"/>
+        </w:rPr>
+        <w:t>"</w:t>
+      </w:r>
+      <w:r>
+        <w:rPr>
+          <w:rFonts w:hint="cs"/>
+          <w:rtl/>
+          <w:lang w:val="de-DE" w:bidi="ar-AE"/>
+        </w:rPr>
+        <w:t xml:space="preserve"> (رومية 8: 29). هنا لا يتكلم عن قضية مسؤوليتنا. كل شيء هو متعلق بالعمل الذي أكمله الإنسان الثاني. إنه يعتمد على ما قد تم وحدث. المسيح كان طائعًا حتى الموت وهو ممجد. نتيجة عمله كانت بأننا ولدنا ثانية بكلمة الحق. نحن جُعلنا أولادًا لله </w:t>
+      </w:r>
+      <w:r>
+        <w:rPr>
+          <w:rFonts w:hint="cs"/>
+          <w:rtl/>
+          <w:lang w:val="de-DE" w:bidi="ar-AE"/>
+        </w:rPr>
+        <w:t>بالإيمان بالمسيح يسوع. وبالتالي فنجن لنا طبيعة جديدة. نحن ورثة الله وورثة مع المسيح.</w:t>
       </w:r>
     </w:p>
     <w:p>
@@ -194,354 +336,65 @@
           <w:rtl/>
           <w:lang w:val="de-DE" w:bidi="ar-AE"/>
         </w:rPr>
-        <w:t xml:space="preserve">قد يحدث أنك تجد مقاطع أخرى عن هذا الموضوع، لكن بحسب الكتاب فلا يوجد أي صورة تأمل أخرى عن التقديس. إن التكريس لله هو ليس إلا في الإنسان الثاني، أي </w:t>
-      </w:r>
-      <w:r>
-        <w:rPr>
-          <w:rFonts w:hint="cs"/>
-          <w:rtl/>
-          <w:lang w:val="de-DE" w:bidi="ar-AE"/>
-        </w:rPr>
-        <w:t>"</w:t>
-      </w:r>
-      <w:r>
-        <w:rPr>
-          <w:rFonts w:ascii="Arial" w:hAnsi="Arial" w:cs="Arial" w:hint="cs"/>
-          <w:rtl/>
-          <w:lang w:val="de-DE" w:bidi="ar-AE"/>
-        </w:rPr>
-        <w:t>​</w:t>
-      </w:r>
-      <w:r>
-        <w:rPr>
-          <w:rFonts w:hint="cs"/>
-          <w:rtl/>
-          <w:lang w:val="de-DE" w:bidi="ar-AE"/>
-        </w:rPr>
-        <w:t>وَنَحْنُ</w:t>
-      </w:r>
-      <w:r>
-        <w:rPr>
-          <w:rtl/>
-          <w:lang w:val="de-DE" w:bidi="ar-AE"/>
-        </w:rPr>
-        <w:t xml:space="preserve"> </w:t>
-      </w:r>
-      <w:r>
-        <w:rPr>
-          <w:rFonts w:hint="cs"/>
-          <w:rtl/>
-          <w:lang w:val="de-DE" w:bidi="ar-AE"/>
-        </w:rPr>
-        <w:t>جَمِيعًا</w:t>
-      </w:r>
-      <w:r>
-        <w:rPr>
-          <w:rtl/>
-          <w:lang w:val="de-DE" w:bidi="ar-AE"/>
-        </w:rPr>
-        <w:t xml:space="preserve"> </w:t>
-      </w:r>
-      <w:r>
-        <w:rPr>
-          <w:rFonts w:hint="cs"/>
-          <w:rtl/>
-          <w:lang w:val="de-DE" w:bidi="ar-AE"/>
-        </w:rPr>
-        <w:t>نَاظِرِينَ</w:t>
-      </w:r>
-      <w:r>
-        <w:rPr>
-          <w:rtl/>
-          <w:lang w:val="de-DE" w:bidi="ar-AE"/>
-        </w:rPr>
-        <w:t xml:space="preserve"> </w:t>
-      </w:r>
-      <w:r>
-        <w:rPr>
-          <w:rFonts w:hint="cs"/>
-          <w:rtl/>
-          <w:lang w:val="de-DE" w:bidi="ar-AE"/>
-        </w:rPr>
-        <w:t>مَجْدَ</w:t>
-      </w:r>
-      <w:r>
-        <w:rPr>
-          <w:rtl/>
-          <w:lang w:val="de-DE" w:bidi="ar-AE"/>
-        </w:rPr>
-        <w:t xml:space="preserve"> </w:t>
-      </w:r>
-      <w:r>
-        <w:rPr>
-          <w:rFonts w:hint="cs"/>
-          <w:rtl/>
-          <w:lang w:val="de-DE" w:bidi="ar-AE"/>
-        </w:rPr>
-        <w:t>الرَّبِّ</w:t>
-      </w:r>
-      <w:r>
-        <w:rPr>
-          <w:rtl/>
-          <w:lang w:val="de-DE" w:bidi="ar-AE"/>
-        </w:rPr>
-        <w:t xml:space="preserve"> </w:t>
-      </w:r>
-      <w:r>
-        <w:rPr>
-          <w:rFonts w:hint="cs"/>
-          <w:rtl/>
-          <w:lang w:val="de-DE" w:bidi="ar-AE"/>
-        </w:rPr>
-        <w:t>بِوَجْهٍ</w:t>
-      </w:r>
-      <w:r>
-        <w:rPr>
-          <w:rtl/>
-          <w:lang w:val="de-DE" w:bidi="ar-AE"/>
-        </w:rPr>
-        <w:t xml:space="preserve"> </w:t>
-      </w:r>
-      <w:r>
-        <w:rPr>
-          <w:rFonts w:hint="cs"/>
-          <w:rtl/>
-          <w:lang w:val="de-DE" w:bidi="ar-AE"/>
-        </w:rPr>
-        <w:t>مَكْشُوفٍ،</w:t>
-      </w:r>
-      <w:r>
-        <w:rPr>
-          <w:rtl/>
-          <w:lang w:val="de-DE" w:bidi="ar-AE"/>
-        </w:rPr>
-        <w:t xml:space="preserve"> </w:t>
-      </w:r>
-      <w:r>
-        <w:rPr>
-          <w:rFonts w:hint="cs"/>
-          <w:rtl/>
-          <w:lang w:val="de-DE" w:bidi="ar-AE"/>
-        </w:rPr>
-        <w:t>كَمَا</w:t>
-      </w:r>
-      <w:r>
-        <w:rPr>
-          <w:rtl/>
-          <w:lang w:val="de-DE" w:bidi="ar-AE"/>
-        </w:rPr>
-        <w:t xml:space="preserve"> </w:t>
-      </w:r>
-      <w:r>
-        <w:rPr>
-          <w:rFonts w:hint="cs"/>
-          <w:rtl/>
-          <w:lang w:val="de-DE" w:bidi="ar-AE"/>
-        </w:rPr>
-        <w:t>في</w:t>
-      </w:r>
-      <w:r>
-        <w:rPr>
-          <w:rtl/>
-          <w:lang w:val="de-DE" w:bidi="ar-AE"/>
-        </w:rPr>
-        <w:t xml:space="preserve"> </w:t>
-      </w:r>
-      <w:r>
-        <w:rPr>
-          <w:rFonts w:hint="cs"/>
-          <w:rtl/>
-          <w:lang w:val="de-DE" w:bidi="ar-AE"/>
-        </w:rPr>
-        <w:t>مِرْآةٍ،</w:t>
-      </w:r>
-      <w:r>
-        <w:rPr>
-          <w:rtl/>
-          <w:lang w:val="de-DE" w:bidi="ar-AE"/>
-        </w:rPr>
-        <w:t xml:space="preserve"> </w:t>
-      </w:r>
-      <w:r>
-        <w:rPr>
-          <w:rFonts w:hint="cs"/>
-          <w:rtl/>
-          <w:lang w:val="de-DE" w:bidi="ar-AE"/>
-        </w:rPr>
-        <w:t>نَتَغَيَّرُ</w:t>
-      </w:r>
-      <w:r>
-        <w:rPr>
-          <w:rtl/>
-          <w:lang w:val="de-DE" w:bidi="ar-AE"/>
-        </w:rPr>
-        <w:t xml:space="preserve"> </w:t>
-      </w:r>
-      <w:r>
-        <w:rPr>
-          <w:rFonts w:hint="cs"/>
-          <w:rtl/>
-          <w:lang w:val="de-DE" w:bidi="ar-AE"/>
-        </w:rPr>
-        <w:t>إِلَى</w:t>
-      </w:r>
-      <w:r>
-        <w:rPr>
-          <w:rtl/>
-          <w:lang w:val="de-DE" w:bidi="ar-AE"/>
-        </w:rPr>
-        <w:t xml:space="preserve"> </w:t>
-      </w:r>
-      <w:r>
-        <w:rPr>
-          <w:rFonts w:hint="cs"/>
-          <w:rtl/>
-          <w:lang w:val="de-DE" w:bidi="ar-AE"/>
-        </w:rPr>
-        <w:t>تِلْكَ</w:t>
-      </w:r>
-      <w:r>
-        <w:rPr>
-          <w:rtl/>
-          <w:lang w:val="de-DE" w:bidi="ar-AE"/>
-        </w:rPr>
-        <w:t xml:space="preserve"> </w:t>
-      </w:r>
-      <w:r>
-        <w:rPr>
-          <w:rFonts w:hint="cs"/>
-          <w:rtl/>
-          <w:lang w:val="de-DE" w:bidi="ar-AE"/>
-        </w:rPr>
-        <w:t>الصُّورَةِ</w:t>
-      </w:r>
-      <w:r>
-        <w:rPr>
-          <w:rtl/>
-          <w:lang w:val="de-DE" w:bidi="ar-AE"/>
-        </w:rPr>
-        <w:t xml:space="preserve"> </w:t>
-      </w:r>
-      <w:r>
-        <w:rPr>
-          <w:rFonts w:hint="cs"/>
-          <w:rtl/>
-          <w:lang w:val="de-DE" w:bidi="ar-AE"/>
-        </w:rPr>
-        <w:t>عَيْنِهَا،</w:t>
-      </w:r>
-      <w:r>
-        <w:rPr>
-          <w:rtl/>
-          <w:lang w:val="de-DE" w:bidi="ar-AE"/>
-        </w:rPr>
-        <w:t xml:space="preserve"> </w:t>
-      </w:r>
-      <w:r>
-        <w:rPr>
-          <w:rFonts w:hint="cs"/>
-          <w:rtl/>
-          <w:lang w:val="de-DE" w:bidi="ar-AE"/>
-        </w:rPr>
-        <w:t>مِنْ</w:t>
-      </w:r>
-      <w:r>
-        <w:rPr>
-          <w:rtl/>
-          <w:lang w:val="de-DE" w:bidi="ar-AE"/>
-        </w:rPr>
-        <w:t xml:space="preserve"> </w:t>
-      </w:r>
-      <w:r>
-        <w:rPr>
-          <w:rFonts w:hint="cs"/>
-          <w:rtl/>
-          <w:lang w:val="de-DE" w:bidi="ar-AE"/>
-        </w:rPr>
-        <w:t>مَجْدٍ</w:t>
-      </w:r>
-      <w:r>
-        <w:rPr>
-          <w:rtl/>
-          <w:lang w:val="de-DE" w:bidi="ar-AE"/>
-        </w:rPr>
-        <w:t xml:space="preserve"> </w:t>
-      </w:r>
-      <w:r>
-        <w:rPr>
-          <w:rFonts w:hint="cs"/>
-          <w:rtl/>
-          <w:lang w:val="de-DE" w:bidi="ar-AE"/>
-        </w:rPr>
-        <w:t>إِلَى</w:t>
-      </w:r>
-      <w:r>
-        <w:rPr>
-          <w:rtl/>
-          <w:lang w:val="de-DE" w:bidi="ar-AE"/>
-        </w:rPr>
-        <w:t xml:space="preserve"> </w:t>
-      </w:r>
-      <w:r>
-        <w:rPr>
-          <w:rFonts w:hint="cs"/>
-          <w:rtl/>
-          <w:lang w:val="de-DE" w:bidi="ar-AE"/>
-        </w:rPr>
-        <w:t>مَجْدٍ</w:t>
-      </w:r>
-      <w:r>
-        <w:rPr>
-          <w:rFonts w:hint="cs"/>
-          <w:rtl/>
-          <w:lang w:val="de-DE" w:bidi="ar-AE"/>
-        </w:rPr>
-        <w:t xml:space="preserve">" (2. كورنثوس 3: 18). إلى أية صورة؟ الآن، إلى صورة ذاك الذي أتأمله أو أنظره. إنه المسيح في المجد. إننا نجد هذا الأمر معبّر عنه بثلاث صور. </w:t>
-      </w:r>
-      <w:r>
-        <w:rPr>
-          <w:rtl/>
-          <w:lang w:val="de-DE" w:bidi="ar-AE"/>
-        </w:rPr>
-        <w:t>نَاظِرِينَ مَجْدَ الرَّبِّ بِوَجْهٍ مَكْشُوفٍ</w:t>
-      </w:r>
-      <w:r>
-        <w:rPr>
-          <w:rFonts w:hint="cs"/>
-          <w:rtl/>
-          <w:lang w:val="de-DE" w:bidi="ar-AE"/>
-        </w:rPr>
-        <w:t xml:space="preserve"> (2. كورنثوس 3: 18). </w:t>
-      </w:r>
-      <w:r>
-        <w:rPr>
-          <w:rtl/>
-          <w:lang w:val="de-DE" w:bidi="ar-AE"/>
-        </w:rPr>
-        <w:t>مَجْدِ الْمَسِيحِ، الَّذِي هُوَ صُورَةُ اللهِ.</w:t>
-      </w:r>
-      <w:r>
-        <w:rPr>
-          <w:rFonts w:hint="cs"/>
-          <w:rtl/>
-          <w:lang w:val="de-DE" w:bidi="ar-AE"/>
-        </w:rPr>
-        <w:t xml:space="preserve"> (2. كورنثوس 4: 4). </w:t>
-      </w:r>
-      <w:r>
-        <w:rPr>
-          <w:rtl/>
-          <w:lang w:val="de-DE" w:bidi="ar-AE"/>
-        </w:rPr>
-        <w:t>مَجْدِ اللهِ فِي وَجْهِ يَسُوعَ الْمَسِيحِ.</w:t>
-      </w:r>
-      <w:r>
-        <w:rPr>
-          <w:rFonts w:hint="cs"/>
-          <w:rtl/>
-          <w:lang w:val="de-DE" w:bidi="ar-AE"/>
-        </w:rPr>
-        <w:t xml:space="preserve"> (2. كورنثوس 4: 6).</w:t>
+        <w:t>الآن لا بد وأن يكون لهذه الطبيعة الجديدة هدفًا وغرضًا والله كان قد منحها واحدًا وهو ليس في هذا العالم</w:t>
+      </w:r>
+      <w:r>
+        <w:rPr>
+          <w:rtl/>
+        </w:rPr>
+        <w:t xml:space="preserve"> </w:t>
+      </w:r>
+      <w:r>
+        <w:rPr>
+          <w:rtl/>
+          <w:lang w:val="de-DE" w:bidi="ar-AE"/>
+        </w:rPr>
+        <w:t>على الإطلاق</w:t>
+      </w:r>
+      <w:r>
+        <w:rPr>
+          <w:rFonts w:hint="cs"/>
+          <w:rtl/>
+          <w:lang w:val="de-DE" w:bidi="ar-AE"/>
+        </w:rPr>
+        <w:t>. في هذا العالم لا يوجد ولا أي شيء واحد لن يجعلنا نجسين إن سعينا وراءه. إن التقديس مرتبط بأكمله بالمسيح في المجد. الكل صار جديدًا. نحن نتقدس</w:t>
+      </w:r>
+      <w:r>
+        <w:rPr>
+          <w:rtl/>
+        </w:rPr>
+        <w:t xml:space="preserve"> </w:t>
+      </w:r>
+      <w:r>
+        <w:rPr>
+          <w:rtl/>
+          <w:lang w:val="de-DE" w:bidi="ar-AE"/>
+        </w:rPr>
+        <w:t>بالروح القدس</w:t>
+      </w:r>
+      <w:r>
+        <w:rPr>
+          <w:rFonts w:hint="cs"/>
+          <w:rtl/>
+          <w:lang w:val="de-DE" w:bidi="ar-AE"/>
+        </w:rPr>
+        <w:t xml:space="preserve"> بطبيعة، بطابع وبكيان هو كليًا خارج نطاق هذا العالم. وإذ أن العمل قد تم حدوثه بالكامل، نزل الروح القدس وقال: إن هذا قد حدث بسبب العالم وإن لم يكن باستطاعتك أن تكون بجسدك خارجه</w:t>
+      </w:r>
+      <w:r>
+        <w:rPr>
+          <w:rFonts w:hint="cs"/>
+          <w:rtl/>
+          <w:lang w:val="de-DE" w:bidi="ar-AE"/>
+        </w:rPr>
+        <w:t>، فكُن في الروح في السماء خارجه. أنا قد نزلت قاصدًا بأن أوحّدك بمَن هو خارجه. إن الغرض الذي أمام عيوننا هو مسيح في المجد. هو حياتنا. نحن مخلوقين في المسيح يسوع. المؤمن هنا لديه التزامات. هو لم يؤخذ من العالم، لكن حياته متحدة كلها بالمسيح عن يمين الله وكل</w:t>
+      </w:r>
+      <w:r>
+        <w:rPr>
+          <w:rFonts w:hint="cs"/>
+          <w:rtl/>
+          <w:lang w:val="de-DE" w:bidi="ar-AE"/>
+        </w:rPr>
+        <w:t xml:space="preserve"> ما يعيقنا بأن نتحقق منه هناك، يقلل هنا قداستنا عمليًا.</w:t>
       </w:r>
     </w:p>
     <w:p>
@@ -558,31 +411,685 @@
           <w:rtl/>
           <w:lang w:val="de-DE" w:bidi="ar-AE"/>
         </w:rPr>
-        <w:t xml:space="preserve">إن قلت: أين أرى مجد الله في الإنسان، فأُجيبك: في المسيح في المجد. هو كان القدوس وعاش هنا على الأرض في روح القداسة وأنا عليّ أن أعيش كما عاش هو (1. يوحنا 2: 6). غير أن الروح القدس يعمل هذا فينا، من خلال نظرنا إلى المسيح الممجد في المجد. من خلال أن لنا في السماء غرض ودافع، حتى ننتشل قلوبنا خارج كل الأمور، كما هو كان له دافع وهكذا اجتاز في هذا العالم كما يجب أن أجتازه أنا. أنا سأكون معه وسأكون مثله. </w:t>
-      </w:r>
-      <w:r>
-        <w:rPr>
-          <w:rFonts w:hint="cs"/>
-          <w:rtl/>
-          <w:lang w:val="de-DE" w:bidi="ar-AE"/>
-        </w:rPr>
-        <w:t>عندما يكون</w:t>
-      </w:r>
-      <w:r>
-        <w:rPr>
-          <w:rFonts w:hint="cs"/>
-          <w:rtl/>
-          <w:lang w:val="de-DE" w:bidi="ar-AE"/>
-        </w:rPr>
-        <w:t xml:space="preserve"> الشخص </w:t>
-      </w:r>
-      <w:r>
-        <w:rPr>
-          <w:rFonts w:hint="cs"/>
-          <w:rtl/>
-          <w:lang w:val="de-DE" w:bidi="ar-AE"/>
-        </w:rPr>
-        <w:t>ليس في قلبه فقط مع الله ولأجل الله، وإنما الآن حتى متشبهًا بالله كأحد أولاده الأحباء، فهذا هو التقديس المسيحي.</w:t>
+        <w:t xml:space="preserve">الإنسان الذي رفضه العالم، هو عن يمين الله. هذه شهادتنا. الإنجيل يبدأ بأن المسيح أُخذ من العالم وليس بأنه جاء إليه، مهما كانت النعمة والمحبة عظيمة التي قد أُظهرت لنا من خلال ذلك لربح قلب الإنسان. وهناك أيضًا يتّجه المخلَّص ليُطعَم عليه بفرح. غير أن العالم رفضه والله قبله واستقبله في السماء وجعله هناك رأسًا للخليقة الجديدة وهنا علينا أن نتغيّر لنكون على صورته. </w:t>
+      </w:r>
+      <w:r>
+        <w:rPr>
+          <w:rFonts w:hint="cs"/>
+          <w:color w:val="000000" w:themeColor="text1"/>
+          <w:rtl/>
+          <w:lang w:val="de-DE" w:bidi="ar-AE"/>
+        </w:rPr>
+        <w:t>"</w:t>
+      </w:r>
+      <w:r>
+        <w:rPr>
+          <w:color w:val="FF0000"/>
+          <w:rtl/>
+          <w:lang w:bidi="ar-AE"/>
+        </w:rPr>
+        <w:t xml:space="preserve"> </w:t>
+      </w:r>
+      <w:r>
+        <w:rPr>
+          <w:rFonts w:ascii="Arial" w:hAnsi="Arial" w:cs="Arial" w:hint="cs"/>
+          <w:color w:val="FF0000"/>
+          <w:rtl/>
+          <w:lang w:val="de-DE" w:bidi="ar-AE"/>
+        </w:rPr>
+        <w:t>​</w:t>
+      </w:r>
+      <w:r>
+        <w:rPr>
+          <w:color w:val="FF0000"/>
+          <w:rtl/>
+          <w:lang w:val="de-DE" w:bidi="ar-AE"/>
+        </w:rPr>
+        <w:t>28</w:t>
+      </w:r>
+      <w:r>
+        <w:rPr>
+          <w:rFonts w:ascii="Arial" w:hAnsi="Arial" w:cs="Arial" w:hint="cs"/>
+          <w:color w:val="FF0000"/>
+          <w:rtl/>
+          <w:lang w:val="de-DE" w:bidi="ar-AE"/>
+        </w:rPr>
+        <w:t>​</w:t>
+      </w:r>
+      <w:r>
+        <w:rPr>
+          <w:color w:val="FF0000"/>
+          <w:rtl/>
+          <w:lang w:val="de-DE" w:bidi="ar-AE"/>
+        </w:rPr>
+        <w:t xml:space="preserve"> </w:t>
+      </w:r>
+      <w:r>
+        <w:rPr>
+          <w:rFonts w:ascii="Arial" w:hAnsi="Arial" w:cs="Arial" w:hint="cs"/>
+          <w:color w:val="FF0000"/>
+          <w:rtl/>
+          <w:lang w:val="de-DE" w:bidi="ar-AE"/>
+        </w:rPr>
+        <w:t>​</w:t>
+      </w:r>
+      <w:r>
+        <w:rPr>
+          <w:rFonts w:hint="cs"/>
+          <w:color w:val="FF0000"/>
+          <w:rtl/>
+          <w:lang w:val="de-DE" w:bidi="ar-AE"/>
+        </w:rPr>
+        <w:t>وَالآنَ</w:t>
+      </w:r>
+      <w:r>
+        <w:rPr>
+          <w:color w:val="FF0000"/>
+          <w:rtl/>
+          <w:lang w:val="de-DE" w:bidi="ar-AE"/>
+        </w:rPr>
+        <w:t xml:space="preserve"> </w:t>
+      </w:r>
+      <w:r>
+        <w:rPr>
+          <w:rFonts w:hint="cs"/>
+          <w:color w:val="FF0000"/>
+          <w:rtl/>
+          <w:lang w:val="de-DE" w:bidi="ar-AE"/>
+        </w:rPr>
+        <w:t>أَيُّهَا</w:t>
+      </w:r>
+      <w:r>
+        <w:rPr>
+          <w:color w:val="FF0000"/>
+          <w:rtl/>
+          <w:lang w:val="de-DE" w:bidi="ar-AE"/>
+        </w:rPr>
+        <w:t xml:space="preserve"> </w:t>
+      </w:r>
+      <w:r>
+        <w:rPr>
+          <w:rFonts w:hint="cs"/>
+          <w:color w:val="FF0000"/>
+          <w:rtl/>
+          <w:lang w:val="de-DE" w:bidi="ar-AE"/>
+        </w:rPr>
+        <w:t>الأَوْلاَدُ،</w:t>
+      </w:r>
+      <w:r>
+        <w:rPr>
+          <w:color w:val="FF0000"/>
+          <w:rtl/>
+          <w:lang w:val="de-DE" w:bidi="ar-AE"/>
+        </w:rPr>
+        <w:t xml:space="preserve"> </w:t>
+      </w:r>
+      <w:r>
+        <w:rPr>
+          <w:rFonts w:hint="cs"/>
+          <w:color w:val="FF0000"/>
+          <w:rtl/>
+          <w:lang w:val="de-DE" w:bidi="ar-AE"/>
+        </w:rPr>
+        <w:t>اثْبُتُوا</w:t>
+      </w:r>
+      <w:r>
+        <w:rPr>
+          <w:color w:val="FF0000"/>
+          <w:rtl/>
+          <w:lang w:val="de-DE" w:bidi="ar-AE"/>
+        </w:rPr>
+        <w:t xml:space="preserve"> </w:t>
+      </w:r>
+      <w:r>
+        <w:rPr>
+          <w:rFonts w:hint="cs"/>
+          <w:color w:val="FF0000"/>
+          <w:rtl/>
+          <w:lang w:val="de-DE" w:bidi="ar-AE"/>
+        </w:rPr>
+        <w:t>فِيهِ،</w:t>
+      </w:r>
+      <w:r>
+        <w:rPr>
+          <w:color w:val="FF0000"/>
+          <w:rtl/>
+          <w:lang w:val="de-DE" w:bidi="ar-AE"/>
+        </w:rPr>
+        <w:t xml:space="preserve"> </w:t>
+      </w:r>
+      <w:r>
+        <w:rPr>
+          <w:rFonts w:hint="cs"/>
+          <w:color w:val="FF0000"/>
+          <w:rtl/>
+          <w:lang w:val="de-DE" w:bidi="ar-AE"/>
+        </w:rPr>
+        <w:t>حَتَّى</w:t>
+      </w:r>
+      <w:r>
+        <w:rPr>
+          <w:color w:val="FF0000"/>
+          <w:rtl/>
+          <w:lang w:val="de-DE" w:bidi="ar-AE"/>
+        </w:rPr>
+        <w:t xml:space="preserve"> </w:t>
+      </w:r>
+      <w:r>
+        <w:rPr>
+          <w:rFonts w:hint="cs"/>
+          <w:color w:val="FF0000"/>
+          <w:rtl/>
+          <w:lang w:val="de-DE" w:bidi="ar-AE"/>
+        </w:rPr>
+        <w:t>إِذَا</w:t>
+      </w:r>
+      <w:r>
+        <w:rPr>
+          <w:color w:val="FF0000"/>
+          <w:rtl/>
+          <w:lang w:val="de-DE" w:bidi="ar-AE"/>
+        </w:rPr>
+        <w:t xml:space="preserve"> </w:t>
+      </w:r>
+      <w:r>
+        <w:rPr>
+          <w:rFonts w:hint="cs"/>
+          <w:color w:val="FF0000"/>
+          <w:rtl/>
+          <w:lang w:val="de-DE" w:bidi="ar-AE"/>
+        </w:rPr>
+        <w:t>أُظْهِرَ</w:t>
+      </w:r>
+      <w:r>
+        <w:rPr>
+          <w:color w:val="FF0000"/>
+          <w:rtl/>
+          <w:lang w:val="de-DE" w:bidi="ar-AE"/>
+        </w:rPr>
+        <w:t xml:space="preserve"> </w:t>
+      </w:r>
+      <w:r>
+        <w:rPr>
+          <w:rFonts w:hint="cs"/>
+          <w:color w:val="FF0000"/>
+          <w:rtl/>
+          <w:lang w:val="de-DE" w:bidi="ar-AE"/>
+        </w:rPr>
+        <w:t>يَكُونُ</w:t>
+      </w:r>
+      <w:r>
+        <w:rPr>
+          <w:color w:val="FF0000"/>
+          <w:rtl/>
+          <w:lang w:val="de-DE" w:bidi="ar-AE"/>
+        </w:rPr>
+        <w:t xml:space="preserve"> </w:t>
+      </w:r>
+      <w:r>
+        <w:rPr>
+          <w:rFonts w:hint="cs"/>
+          <w:color w:val="FF0000"/>
+          <w:rtl/>
+          <w:lang w:val="de-DE" w:bidi="ar-AE"/>
+        </w:rPr>
+        <w:t>لَنَا</w:t>
+      </w:r>
+      <w:r>
+        <w:rPr>
+          <w:color w:val="FF0000"/>
+          <w:rtl/>
+          <w:lang w:val="de-DE" w:bidi="ar-AE"/>
+        </w:rPr>
+        <w:t xml:space="preserve"> </w:t>
+      </w:r>
+      <w:r>
+        <w:rPr>
+          <w:rFonts w:hint="cs"/>
+          <w:color w:val="FF0000"/>
+          <w:rtl/>
+          <w:lang w:val="de-DE" w:bidi="ar-AE"/>
+        </w:rPr>
+        <w:t>ثِقَةٌ،</w:t>
+      </w:r>
+      <w:r>
+        <w:rPr>
+          <w:color w:val="FF0000"/>
+          <w:rtl/>
+          <w:lang w:val="de-DE" w:bidi="ar-AE"/>
+        </w:rPr>
+        <w:t xml:space="preserve"> </w:t>
+      </w:r>
+      <w:r>
+        <w:rPr>
+          <w:rFonts w:hint="cs"/>
+          <w:color w:val="FF0000"/>
+          <w:rtl/>
+          <w:lang w:val="de-DE" w:bidi="ar-AE"/>
+        </w:rPr>
+        <w:t>وَلاَ</w:t>
+      </w:r>
+      <w:r>
+        <w:rPr>
+          <w:color w:val="FF0000"/>
+          <w:rtl/>
+          <w:lang w:val="de-DE" w:bidi="ar-AE"/>
+        </w:rPr>
+        <w:t xml:space="preserve"> </w:t>
+      </w:r>
+      <w:r>
+        <w:rPr>
+          <w:rFonts w:hint="cs"/>
+          <w:color w:val="FF0000"/>
+          <w:rtl/>
+          <w:lang w:val="de-DE" w:bidi="ar-AE"/>
+        </w:rPr>
+        <w:t>نَخْجَلُ</w:t>
+      </w:r>
+      <w:r>
+        <w:rPr>
+          <w:color w:val="FF0000"/>
+          <w:rtl/>
+          <w:lang w:val="de-DE" w:bidi="ar-AE"/>
+        </w:rPr>
+        <w:t xml:space="preserve"> </w:t>
+      </w:r>
+      <w:r>
+        <w:rPr>
+          <w:rFonts w:hint="cs"/>
+          <w:color w:val="FF0000"/>
+          <w:rtl/>
+          <w:lang w:val="de-DE" w:bidi="ar-AE"/>
+        </w:rPr>
+        <w:t>مِنْهُ</w:t>
+      </w:r>
+      <w:r>
+        <w:rPr>
+          <w:color w:val="FF0000"/>
+          <w:rtl/>
+          <w:lang w:val="de-DE" w:bidi="ar-AE"/>
+        </w:rPr>
+        <w:t xml:space="preserve"> </w:t>
+      </w:r>
+      <w:r>
+        <w:rPr>
+          <w:rFonts w:hint="cs"/>
+          <w:color w:val="FF0000"/>
+          <w:rtl/>
+          <w:lang w:val="de-DE" w:bidi="ar-AE"/>
+        </w:rPr>
+        <w:t>فِي</w:t>
+      </w:r>
+      <w:r>
+        <w:rPr>
+          <w:color w:val="FF0000"/>
+          <w:rtl/>
+          <w:lang w:val="de-DE" w:bidi="ar-AE"/>
+        </w:rPr>
+        <w:t xml:space="preserve"> </w:t>
+      </w:r>
+      <w:r>
+        <w:rPr>
+          <w:rFonts w:hint="cs"/>
+          <w:color w:val="FF0000"/>
+          <w:rtl/>
+          <w:lang w:val="de-DE" w:bidi="ar-AE"/>
+        </w:rPr>
+        <w:t>مَجِيئِهِ</w:t>
+      </w:r>
+      <w:r>
+        <w:rPr>
+          <w:color w:val="FF0000"/>
+          <w:rtl/>
+          <w:lang w:val="de-DE" w:bidi="ar-AE"/>
+        </w:rPr>
+        <w:t xml:space="preserve">.  </w:t>
+      </w:r>
+      <w:r>
+        <w:rPr>
+          <w:rFonts w:ascii="Arial" w:hAnsi="Arial" w:cs="Arial" w:hint="cs"/>
+          <w:color w:val="FF0000"/>
+          <w:rtl/>
+          <w:lang w:val="de-DE" w:bidi="ar-AE"/>
+        </w:rPr>
+        <w:t>​</w:t>
+      </w:r>
+      <w:r>
+        <w:rPr>
+          <w:color w:val="FF0000"/>
+          <w:rtl/>
+          <w:lang w:val="de-DE" w:bidi="ar-AE"/>
+        </w:rPr>
+        <w:t>29</w:t>
+      </w:r>
+      <w:r>
+        <w:rPr>
+          <w:rFonts w:ascii="Arial" w:hAnsi="Arial" w:cs="Arial" w:hint="cs"/>
+          <w:color w:val="FF0000"/>
+          <w:rtl/>
+          <w:lang w:val="de-DE" w:bidi="ar-AE"/>
+        </w:rPr>
+        <w:t>​</w:t>
+      </w:r>
+      <w:r>
+        <w:rPr>
+          <w:color w:val="FF0000"/>
+          <w:rtl/>
+          <w:lang w:val="de-DE" w:bidi="ar-AE"/>
+        </w:rPr>
+        <w:t xml:space="preserve"> </w:t>
+      </w:r>
+      <w:r>
+        <w:rPr>
+          <w:rFonts w:ascii="Arial" w:hAnsi="Arial" w:cs="Arial" w:hint="cs"/>
+          <w:color w:val="FF0000"/>
+          <w:rtl/>
+          <w:lang w:val="de-DE" w:bidi="ar-AE"/>
+        </w:rPr>
+        <w:t>​</w:t>
+      </w:r>
+      <w:r>
+        <w:rPr>
+          <w:rFonts w:hint="cs"/>
+          <w:color w:val="FF0000"/>
+          <w:rtl/>
+          <w:lang w:val="de-DE" w:bidi="ar-AE"/>
+        </w:rPr>
+        <w:t>إِنْ</w:t>
+      </w:r>
+      <w:r>
+        <w:rPr>
+          <w:color w:val="FF0000"/>
+          <w:rtl/>
+          <w:lang w:val="de-DE" w:bidi="ar-AE"/>
+        </w:rPr>
+        <w:t xml:space="preserve"> </w:t>
+      </w:r>
+      <w:r>
+        <w:rPr>
+          <w:rFonts w:hint="cs"/>
+          <w:color w:val="FF0000"/>
+          <w:rtl/>
+          <w:lang w:val="de-DE" w:bidi="ar-AE"/>
+        </w:rPr>
+        <w:t>عَلِمْتُمْ</w:t>
+      </w:r>
+      <w:r>
+        <w:rPr>
+          <w:color w:val="FF0000"/>
+          <w:rtl/>
+          <w:lang w:val="de-DE" w:bidi="ar-AE"/>
+        </w:rPr>
+        <w:t xml:space="preserve"> </w:t>
+      </w:r>
+      <w:r>
+        <w:rPr>
+          <w:rFonts w:hint="cs"/>
+          <w:color w:val="FF0000"/>
+          <w:rtl/>
+          <w:lang w:val="de-DE" w:bidi="ar-AE"/>
+        </w:rPr>
+        <w:t>أَنَّهُ</w:t>
+      </w:r>
+      <w:r>
+        <w:rPr>
+          <w:color w:val="FF0000"/>
+          <w:rtl/>
+          <w:lang w:val="de-DE" w:bidi="ar-AE"/>
+        </w:rPr>
+        <w:t xml:space="preserve"> </w:t>
+      </w:r>
+      <w:r>
+        <w:rPr>
+          <w:rFonts w:hint="cs"/>
+          <w:color w:val="FF0000"/>
+          <w:rtl/>
+          <w:lang w:val="de-DE" w:bidi="ar-AE"/>
+        </w:rPr>
+        <w:t>بَارٌّ</w:t>
+      </w:r>
+      <w:r>
+        <w:rPr>
+          <w:color w:val="FF0000"/>
+          <w:rtl/>
+          <w:lang w:val="de-DE" w:bidi="ar-AE"/>
+        </w:rPr>
+        <w:t xml:space="preserve"> </w:t>
+      </w:r>
+      <w:r>
+        <w:rPr>
+          <w:rFonts w:hint="cs"/>
+          <w:color w:val="FF0000"/>
+          <w:rtl/>
+          <w:lang w:val="de-DE" w:bidi="ar-AE"/>
+        </w:rPr>
+        <w:t>هُوَ،</w:t>
+      </w:r>
+      <w:r>
+        <w:rPr>
+          <w:color w:val="FF0000"/>
+          <w:rtl/>
+          <w:lang w:val="de-DE" w:bidi="ar-AE"/>
+        </w:rPr>
+        <w:t xml:space="preserve"> </w:t>
+      </w:r>
+      <w:r>
+        <w:rPr>
+          <w:rFonts w:hint="cs"/>
+          <w:color w:val="FF0000"/>
+          <w:rtl/>
+          <w:lang w:val="de-DE" w:bidi="ar-AE"/>
+        </w:rPr>
+        <w:t>فَاعْلَمُوا</w:t>
+      </w:r>
+      <w:r>
+        <w:rPr>
+          <w:color w:val="FF0000"/>
+          <w:rtl/>
+          <w:lang w:val="de-DE" w:bidi="ar-AE"/>
+        </w:rPr>
+        <w:t xml:space="preserve"> </w:t>
+      </w:r>
+      <w:r>
+        <w:rPr>
+          <w:rFonts w:hint="cs"/>
+          <w:color w:val="FF0000"/>
+          <w:rtl/>
+          <w:lang w:val="de-DE" w:bidi="ar-AE"/>
+        </w:rPr>
+        <w:t>أَنَّ</w:t>
+      </w:r>
+      <w:r>
+        <w:rPr>
+          <w:color w:val="FF0000"/>
+          <w:rtl/>
+          <w:lang w:val="de-DE" w:bidi="ar-AE"/>
+        </w:rPr>
+        <w:t xml:space="preserve"> </w:t>
+      </w:r>
+      <w:r>
+        <w:rPr>
+          <w:rFonts w:hint="cs"/>
+          <w:color w:val="FF0000"/>
+          <w:rtl/>
+          <w:lang w:val="de-DE" w:bidi="ar-AE"/>
+        </w:rPr>
+        <w:t>كُلَّ</w:t>
+      </w:r>
+      <w:r>
+        <w:rPr>
+          <w:color w:val="FF0000"/>
+          <w:rtl/>
+          <w:lang w:val="de-DE" w:bidi="ar-AE"/>
+        </w:rPr>
+        <w:t xml:space="preserve"> </w:t>
+      </w:r>
+      <w:r>
+        <w:rPr>
+          <w:rFonts w:hint="cs"/>
+          <w:color w:val="FF0000"/>
+          <w:rtl/>
+          <w:lang w:val="de-DE" w:bidi="ar-AE"/>
+        </w:rPr>
+        <w:t>مَنْ</w:t>
+      </w:r>
+      <w:r>
+        <w:rPr>
+          <w:color w:val="FF0000"/>
+          <w:rtl/>
+          <w:lang w:val="de-DE" w:bidi="ar-AE"/>
+        </w:rPr>
+        <w:t xml:space="preserve"> </w:t>
+      </w:r>
+      <w:r>
+        <w:rPr>
+          <w:rFonts w:hint="cs"/>
+          <w:color w:val="FF0000"/>
+          <w:rtl/>
+          <w:lang w:val="de-DE" w:bidi="ar-AE"/>
+        </w:rPr>
+        <w:t>يَصْنَعُ</w:t>
+      </w:r>
+      <w:r>
+        <w:rPr>
+          <w:color w:val="FF0000"/>
+          <w:rtl/>
+          <w:lang w:val="de-DE" w:bidi="ar-AE"/>
+        </w:rPr>
+        <w:t xml:space="preserve"> </w:t>
+      </w:r>
+      <w:r>
+        <w:rPr>
+          <w:rFonts w:hint="cs"/>
+          <w:color w:val="FF0000"/>
+          <w:rtl/>
+          <w:lang w:val="de-DE" w:bidi="ar-AE"/>
+        </w:rPr>
+        <w:t>الْبِرَّ</w:t>
+      </w:r>
+      <w:r>
+        <w:rPr>
+          <w:color w:val="FF0000"/>
+          <w:rtl/>
+          <w:lang w:val="de-DE" w:bidi="ar-AE"/>
+        </w:rPr>
+        <w:t xml:space="preserve"> </w:t>
+      </w:r>
+      <w:r>
+        <w:rPr>
+          <w:rFonts w:hint="cs"/>
+          <w:color w:val="FF0000"/>
+          <w:rtl/>
+          <w:lang w:val="de-DE" w:bidi="ar-AE"/>
+        </w:rPr>
+        <w:t>مَوْلُودٌ</w:t>
+      </w:r>
+      <w:r>
+        <w:rPr>
+          <w:color w:val="FF0000"/>
+          <w:rtl/>
+          <w:lang w:val="de-DE" w:bidi="ar-AE"/>
+        </w:rPr>
+        <w:t xml:space="preserve"> </w:t>
+      </w:r>
+      <w:r>
+        <w:rPr>
+          <w:rFonts w:hint="cs"/>
+          <w:color w:val="FF0000"/>
+          <w:rtl/>
+          <w:lang w:val="de-DE" w:bidi="ar-AE"/>
+        </w:rPr>
+        <w:t>مِنْهُ</w:t>
+      </w:r>
+      <w:r>
+        <w:rPr>
+          <w:color w:val="FF0000"/>
+          <w:rtl/>
+          <w:lang w:val="de-DE" w:bidi="ar-AE"/>
+        </w:rPr>
+        <w:t>.</w:t>
+      </w:r>
+      <w:r>
+        <w:rPr>
+          <w:color w:val="FF0000"/>
+          <w:rtl/>
+          <w:lang w:bidi="ar-AE"/>
+        </w:rPr>
+        <w:t xml:space="preserve"> </w:t>
+      </w:r>
+      <w:r>
+        <w:rPr>
+          <w:color w:val="FF0000"/>
+          <w:rtl/>
+          <w:lang w:val="de-DE" w:bidi="ar-AE"/>
+        </w:rPr>
+        <w:t>اُنْظُرُوا أَيَّةَ مَحَبَّةٍ أَعْطَانَا الآبُ حَتَّى نُدْعَى أَوْلاَدَ اللهِ! مِنْ أَجْلِ هذَا لاَ يَعْرِفُنَا الْعَالَمُ، لأَنَّهُ لاَ يَعْرِفُهُ.</w:t>
+      </w:r>
+      <w:r>
+        <w:rPr>
+          <w:rFonts w:hint="cs"/>
+          <w:color w:val="000000" w:themeColor="text1"/>
+          <w:rtl/>
+          <w:lang w:val="de-DE" w:bidi="ar-AE"/>
+        </w:rPr>
+        <w:t>"</w:t>
+      </w:r>
+      <w:r>
+        <w:rPr>
+          <w:rFonts w:hint="cs"/>
+          <w:rtl/>
+          <w:lang w:val="de-DE" w:bidi="ar-AE"/>
+        </w:rPr>
+        <w:t xml:space="preserve"> (1. يوحنا 2: 28 </w:t>
+      </w:r>
+      <w:r>
+        <w:rPr>
+          <w:rtl/>
+          <w:lang w:val="de-DE" w:bidi="ar-AE"/>
+        </w:rPr>
+        <w:t>–</w:t>
+      </w:r>
+      <w:r>
+        <w:rPr>
+          <w:rFonts w:hint="cs"/>
+          <w:rtl/>
+          <w:lang w:val="de-DE" w:bidi="ar-AE"/>
+        </w:rPr>
+        <w:t xml:space="preserve"> 3: 1). أولاد أو أبناء الله، نحن لنا حق المسيح. </w:t>
+      </w:r>
+      <w:r>
+        <w:rPr>
+          <w:rFonts w:hint="cs"/>
+          <w:color w:val="000000" w:themeColor="text1"/>
+          <w:rtl/>
+          <w:lang w:val="de-DE" w:bidi="ar-AE"/>
+        </w:rPr>
+        <w:t>"</w:t>
+      </w:r>
+      <w:r>
+        <w:rPr>
+          <w:color w:val="FF0000"/>
+          <w:rtl/>
+          <w:lang w:val="de-DE" w:bidi="ar-AE"/>
+        </w:rPr>
+        <w:t>إِنِّي أَصْعَدُ إِلَى أَبِي وَأَبِيكُمْ وَإِلهِي وَإِلهِكُمْ</w:t>
+      </w:r>
+      <w:r>
+        <w:rPr>
+          <w:rFonts w:hint="cs"/>
+          <w:color w:val="000000" w:themeColor="text1"/>
+          <w:rtl/>
+          <w:lang w:val="de-DE" w:bidi="ar-AE"/>
+        </w:rPr>
+        <w:t>"</w:t>
+      </w:r>
+      <w:r>
+        <w:rPr>
+          <w:rFonts w:hint="cs"/>
+          <w:rtl/>
+          <w:lang w:val="de-DE" w:bidi="ar-AE"/>
+        </w:rPr>
+        <w:t xml:space="preserve"> (يوحنا 20: 17). إن هذا لم يُقَل أبدًا قبل الفداء.</w:t>
       </w:r>
     </w:p>
     <w:p>
@@ -599,139 +1106,150 @@
           <w:rtl/>
           <w:lang w:val="de-DE" w:bidi="ar-AE"/>
         </w:rPr>
-        <w:t>فكما أننا سنكون مثل المسيح عند ظهوره، وبأننا نطهّر أنفسنا الآن كما هو طاهر، هكذا أيضًا ستكون قداستنا ومسلكنا مرتبطة بذلك اليوم في 1. تسالونيكي. إن مجيئه يعمّ هنا على الأرض كل روابطنا ومن ثم يقول عن القداسة: "</w:t>
-      </w:r>
-      <w:r>
-        <w:rPr>
-          <w:rtl/>
-          <w:lang w:val="de-DE" w:bidi="ar-AE"/>
-        </w:rPr>
-        <w:t>12وَالرَّبُّ يُنْمِيكُمْ وَيَزِيدُكُمْ فِي الْمَحَبَّةِ بَعْضَكُمْ لِبَعْضٍ وَلِلْجَمِيعِ، كَمَا نَحْنُ أَيْضًا لَكُمْ،  13لِكَيْ يُثَبِّتَ قُلُوبَكُمْ بِلاَ لَوْمٍ فِي الْقَدَاسَةِ، أَمَامَ اللهِ أَبِينَا</w:t>
-      </w:r>
-      <w:r>
-        <w:rPr>
-          <w:rFonts w:hint="cs"/>
-          <w:rtl/>
-          <w:lang w:val="de-DE" w:bidi="ar-AE"/>
-        </w:rPr>
-        <w:t xml:space="preserve">" (1. تسالونيكي 3: 12 </w:t>
-      </w:r>
-      <w:r>
-        <w:rPr>
-          <w:rtl/>
-          <w:lang w:val="de-DE" w:bidi="ar-AE"/>
-        </w:rPr>
-        <w:t>–</w:t>
-      </w:r>
-      <w:r>
-        <w:rPr>
-          <w:rFonts w:hint="cs"/>
-          <w:rtl/>
-          <w:lang w:val="de-DE" w:bidi="ar-AE"/>
-        </w:rPr>
-        <w:t xml:space="preserve"> 13). أين؟ الناس يقولون: طبعًا في حياتنا هنا على الأرض. لكن ليس هكذا هو ما يعرضه لنا. مكتوب: </w:t>
-      </w:r>
-      <w:r>
-        <w:rPr>
-          <w:rtl/>
-          <w:lang w:val="de-DE" w:bidi="ar-AE"/>
-        </w:rPr>
-        <w:t>فِي مَجِيءِ رَبِّنَا يَسُوعَ الْمَسِيحِ مَعَ جَمِيعِ قِدِّيسِيهِ.</w:t>
-      </w:r>
-      <w:r>
-        <w:rPr>
-          <w:rFonts w:hint="cs"/>
-          <w:rtl/>
-          <w:lang w:val="de-DE" w:bidi="ar-AE"/>
-        </w:rPr>
-        <w:t>.</w:t>
-      </w:r>
-    </w:p>
-    <w:p>
-      <w:pPr>
-        <w:jc w:val="both"/>
-        <w:rPr>
-          <w:rtl/>
-          <w:lang w:val="de-DE" w:bidi="ar-AE"/>
-        </w:rPr>
-      </w:pPr>
-      <w:r>
-        <w:rPr>
-          <w:rFonts w:hint="cs"/>
-          <w:rtl/>
-          <w:lang w:val="de-DE" w:bidi="ar-AE"/>
-        </w:rPr>
-        <w:t xml:space="preserve">إنه حقًا تمامًا بأن العمل فينا سيطهرنا كما هو طاهر، لكن الأمر يدور </w:t>
-      </w:r>
-      <w:r>
-        <w:rPr>
-          <w:rFonts w:hint="cs"/>
-          <w:rtl/>
-          <w:lang w:val="de-DE" w:bidi="ar-AE"/>
-        </w:rPr>
-        <w:t>ب</w:t>
-      </w:r>
-      <w:r>
-        <w:rPr>
-          <w:rFonts w:hint="cs"/>
-          <w:rtl/>
-          <w:lang w:val="de-DE" w:bidi="ar-AE"/>
-        </w:rPr>
-        <w:t>أن نكون "</w:t>
-      </w:r>
-      <w:r>
-        <w:rPr>
-          <w:rtl/>
-          <w:lang w:val="de-DE" w:bidi="ar-AE"/>
-        </w:rPr>
-        <w:t>بِلاَ لَوْمٍ فِي الْقَدَاسَةِ</w:t>
-      </w:r>
-      <w:r>
-        <w:rPr>
-          <w:rFonts w:hint="cs"/>
-          <w:rtl/>
-          <w:lang w:val="de-DE" w:bidi="ar-AE"/>
-        </w:rPr>
-        <w:t>" عند استعلانه. إن كنا صادقين ف</w:t>
-      </w:r>
-      <w:r>
-        <w:rPr>
-          <w:rFonts w:hint="cs"/>
-          <w:rtl/>
-          <w:lang w:val="de-DE" w:bidi="ar-AE"/>
-        </w:rPr>
-        <w:t>بالطبع أ</w:t>
-      </w:r>
-      <w:r>
-        <w:rPr>
-          <w:rFonts w:hint="cs"/>
-          <w:rtl/>
-          <w:lang w:val="de-DE" w:bidi="ar-AE"/>
-        </w:rPr>
-        <w:t xml:space="preserve">ننا الآن نطهّر أنفسنا </w:t>
-      </w:r>
-      <w:r>
-        <w:rPr>
-          <w:rFonts w:hint="cs"/>
-          <w:rtl/>
-          <w:lang w:val="de-DE" w:bidi="ar-AE"/>
-        </w:rPr>
-        <w:t>كما هو طاهر، لكن الله كان قد أخذ الإنسان بارتباطه بروابط الحياة ومعيشته، من هذا العالم بصورة واضحة. "</w:t>
-      </w:r>
-      <w:r>
-        <w:rPr>
-          <w:rtl/>
-          <w:lang w:val="de-DE" w:bidi="ar-AE"/>
-        </w:rPr>
-        <w:t>مَتَى أُظْهِرَ الْمَسِيحُ حَيَاتُنَا، فَحِينَئِذٍ تُظْهَرُونَ أَنْتُمْ أَيْضًا مَعَهُ فِي الْمَجْدِ.</w:t>
-      </w:r>
-      <w:r>
-        <w:rPr>
-          <w:rFonts w:hint="cs"/>
-          <w:rtl/>
-          <w:lang w:val="de-DE" w:bidi="ar-AE"/>
-        </w:rPr>
-        <w:t>" (كولوسي 3: 4).</w:t>
+        <w:t>والآن</w:t>
+      </w:r>
+      <w:r>
+        <w:rPr>
+          <w:rFonts w:hint="cs"/>
+          <w:rtl/>
+          <w:lang w:val="de-DE" w:bidi="ar-AE"/>
+        </w:rPr>
+        <w:t xml:space="preserve"> انتبهوا إلى</w:t>
+      </w:r>
+      <w:r>
+        <w:rPr>
+          <w:rFonts w:hint="cs"/>
+          <w:rtl/>
+          <w:lang w:val="de-DE" w:bidi="ar-AE"/>
+        </w:rPr>
+        <w:t xml:space="preserve"> الرسول كيف</w:t>
+      </w:r>
+      <w:r>
+        <w:rPr>
+          <w:rFonts w:hint="cs"/>
+          <w:rtl/>
+          <w:lang w:val="de-DE" w:bidi="ar-AE"/>
+        </w:rPr>
+        <w:t xml:space="preserve"> يوحدنا بالمسيح: </w:t>
+      </w:r>
+      <w:r>
+        <w:rPr>
+          <w:rFonts w:hint="cs"/>
+          <w:color w:val="000000" w:themeColor="text1"/>
+          <w:rtl/>
+          <w:lang w:val="de-DE" w:bidi="ar-AE"/>
+        </w:rPr>
+        <w:t>"</w:t>
+      </w:r>
+      <w:r>
+        <w:rPr>
+          <w:rFonts w:hint="cs"/>
+          <w:color w:val="FF0000"/>
+          <w:rtl/>
+          <w:lang w:val="de-DE" w:bidi="ar-AE"/>
+        </w:rPr>
+        <w:t>مِ</w:t>
+      </w:r>
+      <w:r>
+        <w:rPr>
+          <w:color w:val="FF0000"/>
+          <w:rtl/>
+          <w:lang w:val="de-DE" w:bidi="ar-AE"/>
+        </w:rPr>
+        <w:t>نْ أَجْلِ هذَا لاَ يَعْرِفُنَا الْعَالَمُ، لأَنَّهُ لاَ يَعْرِفُهُ.</w:t>
+      </w:r>
+      <w:r>
+        <w:rPr>
+          <w:rFonts w:hint="cs"/>
+          <w:color w:val="000000" w:themeColor="text1"/>
+          <w:rtl/>
+          <w:lang w:val="de-DE" w:bidi="ar-AE"/>
+        </w:rPr>
+        <w:t>"</w:t>
+      </w:r>
+      <w:r>
+        <w:rPr>
+          <w:rFonts w:hint="cs"/>
+          <w:rtl/>
+          <w:lang w:val="de-DE" w:bidi="ar-AE"/>
+        </w:rPr>
+        <w:t xml:space="preserve"> (1. يوحنا 3: 1). هو يوحّدنا هنا على الأرض كليًا بمسيح مرفوض. </w:t>
+      </w:r>
+      <w:r>
+        <w:rPr>
+          <w:rFonts w:hint="cs"/>
+          <w:color w:val="000000" w:themeColor="text1"/>
+          <w:rtl/>
+          <w:lang w:val="de-DE" w:bidi="ar-AE"/>
+        </w:rPr>
+        <w:t>"</w:t>
+      </w:r>
+      <w:r>
+        <w:rPr>
+          <w:color w:val="FF0000"/>
+          <w:rtl/>
+          <w:lang w:val="de-DE" w:bidi="ar-AE"/>
+        </w:rPr>
+        <w:t>الآنَ نَحْنُ أَوْلاَدُ اللهِ، وَلَمْ يُظْهَرْ بَعْدُ مَاذَا سَنَكُونُ.</w:t>
+      </w:r>
+      <w:r>
+        <w:rPr>
+          <w:rFonts w:hint="cs"/>
+          <w:color w:val="000000" w:themeColor="text1"/>
+          <w:rtl/>
+          <w:lang w:val="de-DE" w:bidi="ar-AE"/>
+        </w:rPr>
+        <w:t>"</w:t>
+      </w:r>
+      <w:r>
+        <w:rPr>
+          <w:rFonts w:hint="cs"/>
+          <w:rtl/>
+          <w:lang w:val="de-DE" w:bidi="ar-AE"/>
+        </w:rPr>
+        <w:t xml:space="preserve"> (1. يوحنا 3: 2) إننا الآن لدينا الكنز في أوانٍ هزيلة، خزفية، لكننا نعلم</w:t>
+      </w:r>
+      <w:r>
+        <w:rPr>
+          <w:rFonts w:hint="cs"/>
+          <w:rtl/>
+          <w:lang w:val="de-DE" w:bidi="ar-AE"/>
+        </w:rPr>
+        <w:t xml:space="preserve"> بأننا هكذا نحن متحدين مع المسيح، بحيث </w:t>
+      </w:r>
+      <w:r>
+        <w:rPr>
+          <w:rFonts w:hint="cs"/>
+          <w:color w:val="000000" w:themeColor="text1"/>
+          <w:rtl/>
+          <w:lang w:val="de-DE" w:bidi="ar-AE"/>
+        </w:rPr>
+        <w:t>"</w:t>
+      </w:r>
+      <w:r>
+        <w:rPr>
+          <w:color w:val="FF0000"/>
+          <w:rtl/>
+          <w:lang w:val="de-DE" w:bidi="ar-AE"/>
+        </w:rPr>
+        <w:t>إِذَا أُظْهِرَ نَكُونُ مِثْلَهُ، لأَنَّنَا سَنَرَاهُ كَمَا هُوَ.</w:t>
+      </w:r>
+      <w:r>
+        <w:rPr>
+          <w:rFonts w:hint="cs"/>
+          <w:color w:val="000000" w:themeColor="text1"/>
+          <w:rtl/>
+          <w:lang w:val="de-DE" w:bidi="ar-AE"/>
+        </w:rPr>
+        <w:t>"</w:t>
+      </w:r>
+      <w:r>
+        <w:rPr>
+          <w:rFonts w:hint="cs"/>
+          <w:rtl/>
+          <w:lang w:val="de-DE" w:bidi="ar-AE"/>
+        </w:rPr>
+        <w:t>، فوق في المجد. إننا لن نراه أبدًا كما كان في زمن اتضاعه هنا، ولكننا في المجد سنراه كما هو.</w:t>
       </w:r>
     </w:p>
     <w:sectPr>
